--- a/Документация/Функциональные и нефункциональные требования.docx
+++ b/Документация/Функциональные и нефункциональные требования.docx
@@ -346,37 +346,6 @@
     </w:p>
     <w:p>
       <w:pPr>
-        <w:shd w:val="clear" w:color="auto" w:fill="FFFFFF"/>
-        <w:spacing w:after="0" w:line="420" w:lineRule="atLeast"/>
-        <w:outlineLvl w:val="3"/>
-        <w:rPr>
-          <w:rFonts w:ascii="Times New Roman" w:eastAsia="Times New Roman" w:hAnsi="Times New Roman" w:cs="Times New Roman"/>
-          <w:b/>
-          <w:bCs/>
-          <w:color w:val="0F1115"/>
-          <w:kern w:val="0"/>
-          <w:sz w:val="28"/>
-          <w:szCs w:val="28"/>
-          <w:lang w:val="en-US"/>
-          <w14:ligatures w14:val="none"/>
-        </w:rPr>
-      </w:pPr>
-      <w:r>
-        <w:rPr>
-          <w:rFonts w:ascii="Times New Roman" w:eastAsia="Times New Roman" w:hAnsi="Times New Roman" w:cs="Times New Roman"/>
-          <w:b/>
-          <w:bCs/>
-          <w:color w:val="0F1115"/>
-          <w:kern w:val="0"/>
-          <w:sz w:val="28"/>
-          <w:szCs w:val="28"/>
-          <w14:ligatures w14:val="none"/>
-        </w:rPr>
-        <w:t>Администратор:</w:t>
-      </w:r>
-    </w:p>
-    <w:p>
-      <w:pPr>
         <w:numPr>
           <w:ilvl w:val="0"/>
           <w:numId w:val="1"/>
@@ -401,18 +370,38 @@
           <w:szCs w:val="28"/>
           <w14:ligatures w14:val="none"/>
         </w:rPr>
-        <w:t>просмотр статистики пользователя</w:t>
-      </w:r>
-      <w:r>
-        <w:rPr>
-          <w:rFonts w:ascii="Times New Roman" w:eastAsia="Times New Roman" w:hAnsi="Times New Roman" w:cs="Times New Roman"/>
-          <w:color w:val="0F1115"/>
-          <w:kern w:val="0"/>
-          <w:sz w:val="28"/>
-          <w:szCs w:val="28"/>
-          <w14:ligatures w14:val="none"/>
-        </w:rPr>
-        <w:t>;</w:t>
+        <w:t>загрузка курса</w:t>
+      </w:r>
+    </w:p>
+    <w:p>
+      <w:pPr>
+        <w:shd w:val="clear" w:color="auto" w:fill="FFFFFF"/>
+        <w:spacing w:after="0" w:line="420" w:lineRule="atLeast"/>
+        <w:outlineLvl w:val="3"/>
+        <w:rPr>
+          <w:rFonts w:ascii="Times New Roman" w:eastAsia="Times New Roman" w:hAnsi="Times New Roman" w:cs="Times New Roman"/>
+          <w:b/>
+          <w:bCs/>
+          <w:color w:val="0F1115"/>
+          <w:kern w:val="0"/>
+          <w:sz w:val="28"/>
+          <w:szCs w:val="28"/>
+          <w:lang w:val="en-US"/>
+          <w14:ligatures w14:val="none"/>
+        </w:rPr>
+      </w:pPr>
+      <w:r>
+        <w:rPr>
+          <w:rFonts w:ascii="Times New Roman" w:eastAsia="Times New Roman" w:hAnsi="Times New Roman" w:cs="Times New Roman"/>
+          <w:b/>
+          <w:bCs/>
+          <w:color w:val="0F1115"/>
+          <w:kern w:val="0"/>
+          <w:sz w:val="28"/>
+          <w:szCs w:val="28"/>
+          <w14:ligatures w14:val="none"/>
+        </w:rPr>
+        <w:t>Администратор:</w:t>
       </w:r>
     </w:p>
     <w:p>
@@ -441,7 +430,7 @@
           <w:szCs w:val="28"/>
           <w14:ligatures w14:val="none"/>
         </w:rPr>
-        <w:t>изменение требований (лимит обмена, выгодный курс)</w:t>
+        <w:t>просмотр статистики пользователя</w:t>
       </w:r>
       <w:r>
         <w:rPr>
@@ -481,7 +470,7 @@
           <w:szCs w:val="28"/>
           <w14:ligatures w14:val="none"/>
         </w:rPr>
-        <w:t>блокировка пользователя</w:t>
+        <w:t>изменение требований (лимит обмена, выгодный курс)</w:t>
       </w:r>
       <w:r>
         <w:rPr>
@@ -521,6 +510,46 @@
           <w:szCs w:val="28"/>
           <w14:ligatures w14:val="none"/>
         </w:rPr>
+        <w:t>блокировка пользователя</w:t>
+      </w:r>
+      <w:r>
+        <w:rPr>
+          <w:rFonts w:ascii="Times New Roman" w:eastAsia="Times New Roman" w:hAnsi="Times New Roman" w:cs="Times New Roman"/>
+          <w:color w:val="0F1115"/>
+          <w:kern w:val="0"/>
+          <w:sz w:val="28"/>
+          <w:szCs w:val="28"/>
+          <w14:ligatures w14:val="none"/>
+        </w:rPr>
+        <w:t>;</w:t>
+      </w:r>
+    </w:p>
+    <w:p>
+      <w:pPr>
+        <w:numPr>
+          <w:ilvl w:val="0"/>
+          <w:numId w:val="1"/>
+        </w:numPr>
+        <w:shd w:val="clear" w:color="auto" w:fill="FFFFFF"/>
+        <w:spacing w:after="0" w:line="240" w:lineRule="auto"/>
+        <w:rPr>
+          <w:rFonts w:ascii="Times New Roman" w:eastAsia="Times New Roman" w:hAnsi="Times New Roman" w:cs="Times New Roman"/>
+          <w:color w:val="0F1115"/>
+          <w:kern w:val="0"/>
+          <w:sz w:val="28"/>
+          <w:szCs w:val="28"/>
+          <w14:ligatures w14:val="none"/>
+        </w:rPr>
+      </w:pPr>
+      <w:r>
+        <w:rPr>
+          <w:rFonts w:ascii="Times New Roman" w:eastAsia="Times New Roman" w:hAnsi="Times New Roman" w:cs="Times New Roman"/>
+          <w:color w:val="0F1115"/>
+          <w:kern w:val="0"/>
+          <w:sz w:val="28"/>
+          <w:szCs w:val="28"/>
+          <w14:ligatures w14:val="none"/>
+        </w:rPr>
         <w:t>удаление пользователя.</w:t>
       </w:r>
     </w:p>
@@ -552,20 +581,7 @@
           <w:szCs w:val="28"/>
           <w14:ligatures w14:val="none"/>
         </w:rPr>
-        <w:t>Неф</w:t>
-      </w:r>
-      <w:r>
-        <w:rPr>
-          <w:rFonts w:ascii="Times New Roman" w:eastAsia="Times New Roman" w:hAnsi="Times New Roman" w:cs="Times New Roman"/>
-          <w:b/>
-          <w:bCs/>
-          <w:color w:val="0F1115"/>
-          <w:kern w:val="0"/>
-          <w:sz w:val="28"/>
-          <w:szCs w:val="28"/>
-          <w14:ligatures w14:val="none"/>
-        </w:rPr>
-        <w:t>ункциональные требования:</w:t>
+        <w:t>Нефункциональные требования:</w:t>
       </w:r>
     </w:p>
     <w:p>
